--- a/pdf/PULSE-SEC-001_Cybersecurity_Concept.docx
+++ b/pdf/PULSE-SEC-001_Cybersecurity_Concept.docx
@@ -669,6 +669,14 @@
       </w:pPr>
       <w:r>
         <w:t xml:space="preserve">Nothing in this document has been reviewed by a security manager. Ratings are the project engineer’s proposals.</w:t>
+      </w:r>
+    </w:p>
+    <w:p>
+      <w:pPr>
+        <w:pStyle w:val="BodyText"/>
+      </w:pPr>
+      <w:r>
+        <w:t xml:space="preserve">Abbreviations used here are defined in the glossary, PULSE-StRS-001 section 8.</w:t>
       </w:r>
     </w:p>
     <w:p>
@@ -1116,27 +1124,18 @@
               <w:jc w:val="left"/>
             </w:pPr>
             <w:r>
-              <w:t xml:space="preserve">Image pulled at tag</w:t>
-            </w:r>
-            <w:r>
-              <w:t xml:space="preserve"> </w:t>
-            </w:r>
-            <w:r>
-              <w:rPr>
-                <w:rStyle w:val="VerbatimChar"/>
-              </w:rPr>
-              <w:t xml:space="preserve">latest</w:t>
-            </w:r>
-          </w:p>
-        </w:tc>
-        <w:tc>
-          <w:p>
-            <w:pPr>
-              <w:pStyle w:val="Compact"/>
-              <w:jc w:val="left"/>
-            </w:pPr>
-            <w:r>
-              <w:t xml:space="preserve">Pinned digest, verified (CS-8)</w:t>
+              <w:t xml:space="preserve">Pinned to the 0.7.0 tag and digest</w:t>
+            </w:r>
+          </w:p>
+        </w:tc>
+        <w:tc>
+          <w:p>
+            <w:pPr>
+              <w:pStyle w:val="Compact"/>
+              <w:jc w:val="left"/>
+            </w:pPr>
+            <w:r>
+              <w:t xml:space="preserve">Signature verification (CS-8)</w:t>
             </w:r>
           </w:p>
         </w:tc>
@@ -2142,19 +2141,7 @@
               <w:jc w:val="left"/>
             </w:pPr>
             <w:r>
-              <w:t xml:space="preserve">Medium (</w:t>
-            </w:r>
-            <w:r>
-              <w:rPr>
-                <w:rStyle w:val="VerbatimChar"/>
-              </w:rPr>
-              <w:t xml:space="preserve">latest</w:t>
-            </w:r>
-            <w:r>
-              <w:t xml:space="preserve"> </w:t>
-            </w:r>
-            <w:r>
-              <w:t xml:space="preserve">tag, no SBOM)</w:t>
+              <w:t xml:space="preserve">Medium (no SBOM)</w:t>
             </w:r>
           </w:p>
         </w:tc>
@@ -2851,19 +2838,7 @@
               <w:t xml:space="preserve">pubspec.lock</w:t>
             </w:r>
             <w:r>
-              <w:t xml:space="preserve">; container at</w:t>
-            </w:r>
-            <w:r>
-              <w:t xml:space="preserve"> </w:t>
-            </w:r>
-            <w:r>
-              <w:rPr>
-                <w:rStyle w:val="VerbatimChar"/>
-              </w:rPr>
-              <w:t xml:space="preserve">latest</w:t>
-            </w:r>
-            <w:r>
-              <w:t xml:space="preserve">; no SBOM</w:t>
+              <w:t xml:space="preserve">; broker image digest-pinned; no SBOM</w:t>
             </w:r>
           </w:p>
         </w:tc>
@@ -3245,7 +3220,7 @@
               <w:jc w:val="left"/>
             </w:pPr>
             <w:r>
-              <w:t xml:space="preserve">A threat analysis and risk assessment (TARA) shall be recorded for the signal path, covering the broker, both HMI clients, the telemetry provider and the camera input, with attack feasibility rated per threat scenario (ISO/SAE 21434-15).</w:t>
+              <w:t xml:space="preserve">A threat analysis and risk assessment (TARA) shall be recorded for the signal path, covering the broker, both HMI clients, the telemetry provider and the camera input. Each threat scenario shall carry an attack feasibility rating, as ISO/SAE 21434 clause 15 requires.</w:t>
             </w:r>
           </w:p>
         </w:tc>
@@ -3278,7 +3253,7 @@
               <w:jc w:val="left"/>
             </w:pPr>
             <w:r>
-              <w:t xml:space="preserve">Section 4, nine scenarios; not yet security-reviewed</w:t>
+              <w:t xml:space="preserve">Section 4, nine scenarios</w:t>
             </w:r>
           </w:p>
         </w:tc>
@@ -3716,19 +3691,7 @@
               <w:jc w:val="left"/>
             </w:pPr>
             <w:r>
-              <w:t xml:space="preserve">Python and Dart pinned; container image at</w:t>
-            </w:r>
-            <w:r>
-              <w:t xml:space="preserve"> </w:t>
-            </w:r>
-            <w:r>
-              <w:rPr>
-                <w:rStyle w:val="VerbatimChar"/>
-              </w:rPr>
-              <w:t xml:space="preserve">latest</w:t>
-            </w:r>
-            <w:r>
-              <w:t xml:space="preserve">; no SBOM. S2</w:t>
+              <w:t xml:space="preserve">Python, Dart and the broker image pinned. No SBOM yet. S2</w:t>
             </w:r>
           </w:p>
         </w:tc>
@@ -3824,7 +3787,7 @@
               <w:jc w:val="left"/>
             </w:pPr>
             <w:r>
-              <w:t xml:space="preserve">An update concept shall be described for cluster and monitor software, covering authenticity of the package and behaviour on a failed update, as required for type approval under UNECE R155 and R156.</w:t>
+              <w:t xml:space="preserve">An update concept shall be described for the cluster and monitor software. It shall cover package authenticity and the behaviour on a failed update, as UNECE R155 and R156 require for type approval.</w:t>
             </w:r>
           </w:p>
         </w:tc>
@@ -3944,9 +3907,287 @@
         <w:pStyle w:val="FirstParagraph"/>
       </w:pPr>
       <w:r>
-        <w:t xml:space="preserve">From sprint 2 the regression suite run before every demo includes: catalogue checksum (T-4), out-of-range publish refused (CS-5), driver monitor writes no files and opens no socket other than the broker (CS-6), dependency vulnerability check against the SBOM (CS-8), secret scan (CS-9), and, once CS-3 lands, a check that the broker refuses a plaintext client unless the development flag is set.</w:t>
+        <w:t xml:space="preserve">From sprint 2 the regression suite runs before every demo. It carries these checks:</w:t>
       </w:r>
     </w:p>
+    <w:tbl>
+      <w:tblPr>
+        <w:tblStyle w:val="Table"/>
+        <w:tblW w:type="pct" w:w="5000.0"/>
+        <w:tblLook w:firstRow="1"/>
+      </w:tblPr>
+      <w:tblGrid>
+        <w:gridCol w:w="1453"/>
+        <w:gridCol w:w="5449"/>
+        <w:gridCol w:w="1017"/>
+      </w:tblGrid>
+      <w:tr>
+        <w:trPr>
+          <w:cnfStyle w:firstRow="1"/>
+        </w:trPr>
+        <w:tc>
+          <w:tcPr>
+            <w:tcBorders>
+              <w:bottom w:val="single"/>
+            </w:tcBorders>
+            <w:vAlign w:val="bottom"/>
+          </w:tcPr>
+          <w:p>
+            <w:pPr>
+              <w:pStyle w:val="Compact"/>
+              <w:jc w:val="left"/>
+            </w:pPr>
+            <w:r>
+              <w:t xml:space="preserve">Check</w:t>
+            </w:r>
+          </w:p>
+        </w:tc>
+        <w:tc>
+          <w:tcPr>
+            <w:tcBorders>
+              <w:bottom w:val="single"/>
+            </w:tcBorders>
+            <w:vAlign w:val="bottom"/>
+          </w:tcPr>
+          <w:p>
+            <w:pPr>
+              <w:pStyle w:val="Compact"/>
+              <w:jc w:val="left"/>
+            </w:pPr>
+            <w:r>
+              <w:t xml:space="preserve">What it asserts</w:t>
+            </w:r>
+          </w:p>
+        </w:tc>
+        <w:tc>
+          <w:tcPr>
+            <w:tcBorders>
+              <w:bottom w:val="single"/>
+            </w:tcBorders>
+            <w:vAlign w:val="bottom"/>
+          </w:tcPr>
+          <w:p>
+            <w:pPr>
+              <w:pStyle w:val="Compact"/>
+              <w:jc w:val="left"/>
+            </w:pPr>
+            <w:r>
+              <w:t xml:space="preserve">Covers</w:t>
+            </w:r>
+          </w:p>
+        </w:tc>
+      </w:tr>
+      <w:tr>
+        <w:tc>
+          <w:p>
+            <w:pPr>
+              <w:pStyle w:val="Compact"/>
+              <w:jc w:val="left"/>
+            </w:pPr>
+            <w:r>
+              <w:t xml:space="preserve">Catalogue checksum</w:t>
+            </w:r>
+          </w:p>
+        </w:tc>
+        <w:tc>
+          <w:p>
+            <w:pPr>
+              <w:pStyle w:val="Compact"/>
+              <w:jc w:val="left"/>
+            </w:pPr>
+            <w:r>
+              <w:t xml:space="preserve">The compiled signal tree is the one that was reviewed</w:t>
+            </w:r>
+          </w:p>
+        </w:tc>
+        <w:tc>
+          <w:p>
+            <w:pPr>
+              <w:pStyle w:val="Compact"/>
+              <w:jc w:val="left"/>
+            </w:pPr>
+            <w:r>
+              <w:t xml:space="preserve">T-4</w:t>
+            </w:r>
+          </w:p>
+        </w:tc>
+      </w:tr>
+      <w:tr>
+        <w:tc>
+          <w:p>
+            <w:pPr>
+              <w:pStyle w:val="Compact"/>
+              <w:jc w:val="left"/>
+            </w:pPr>
+            <w:r>
+              <w:t xml:space="preserve">Range check</w:t>
+            </w:r>
+          </w:p>
+        </w:tc>
+        <w:tc>
+          <w:p>
+            <w:pPr>
+              <w:pStyle w:val="Compact"/>
+              <w:jc w:val="left"/>
+            </w:pPr>
+            <w:r>
+              <w:t xml:space="preserve">The broker refuses a publish outside the catalogue range</w:t>
+            </w:r>
+          </w:p>
+        </w:tc>
+        <w:tc>
+          <w:p>
+            <w:pPr>
+              <w:pStyle w:val="Compact"/>
+              <w:jc w:val="left"/>
+            </w:pPr>
+            <w:r>
+              <w:t xml:space="preserve">CS-5</w:t>
+            </w:r>
+          </w:p>
+        </w:tc>
+      </w:tr>
+      <w:tr>
+        <w:tc>
+          <w:p>
+            <w:pPr>
+              <w:pStyle w:val="Compact"/>
+              <w:jc w:val="left"/>
+            </w:pPr>
+            <w:r>
+              <w:t xml:space="preserve">Monitor isolation</w:t>
+            </w:r>
+          </w:p>
+        </w:tc>
+        <w:tc>
+          <w:p>
+            <w:pPr>
+              <w:pStyle w:val="Compact"/>
+              <w:jc w:val="left"/>
+            </w:pPr>
+            <w:r>
+              <w:t xml:space="preserve">The driver monitor writes no file and opens no socket except the broker</w:t>
+            </w:r>
+          </w:p>
+        </w:tc>
+        <w:tc>
+          <w:p>
+            <w:pPr>
+              <w:pStyle w:val="Compact"/>
+              <w:jc w:val="left"/>
+            </w:pPr>
+            <w:r>
+              <w:t xml:space="preserve">CS-6</w:t>
+            </w:r>
+          </w:p>
+        </w:tc>
+      </w:tr>
+      <w:tr>
+        <w:tc>
+          <w:p>
+            <w:pPr>
+              <w:pStyle w:val="Compact"/>
+              <w:jc w:val="left"/>
+            </w:pPr>
+            <w:r>
+              <w:t xml:space="preserve">Dependency scan</w:t>
+            </w:r>
+          </w:p>
+        </w:tc>
+        <w:tc>
+          <w:p>
+            <w:pPr>
+              <w:pStyle w:val="Compact"/>
+              <w:jc w:val="left"/>
+            </w:pPr>
+            <w:r>
+              <w:t xml:space="preserve">No component has a known vulnerability, checked against the SBOM</w:t>
+            </w:r>
+          </w:p>
+        </w:tc>
+        <w:tc>
+          <w:p>
+            <w:pPr>
+              <w:pStyle w:val="Compact"/>
+              <w:jc w:val="left"/>
+            </w:pPr>
+            <w:r>
+              <w:t xml:space="preserve">CS-8</w:t>
+            </w:r>
+          </w:p>
+        </w:tc>
+      </w:tr>
+      <w:tr>
+        <w:tc>
+          <w:p>
+            <w:pPr>
+              <w:pStyle w:val="Compact"/>
+              <w:jc w:val="left"/>
+            </w:pPr>
+            <w:r>
+              <w:t xml:space="preserve">Secret scan</w:t>
+            </w:r>
+          </w:p>
+        </w:tc>
+        <w:tc>
+          <w:p>
+            <w:pPr>
+              <w:pStyle w:val="Compact"/>
+              <w:jc w:val="left"/>
+            </w:pPr>
+            <w:r>
+              <w:t xml:space="preserve">No key or credential appears in any tracked file</w:t>
+            </w:r>
+          </w:p>
+        </w:tc>
+        <w:tc>
+          <w:p>
+            <w:pPr>
+              <w:pStyle w:val="Compact"/>
+              <w:jc w:val="left"/>
+            </w:pPr>
+            <w:r>
+              <w:t xml:space="preserve">CS-9</w:t>
+            </w:r>
+          </w:p>
+        </w:tc>
+      </w:tr>
+      <w:tr>
+        <w:tc>
+          <w:p>
+            <w:pPr>
+              <w:pStyle w:val="Compact"/>
+              <w:jc w:val="left"/>
+            </w:pPr>
+            <w:r>
+              <w:t xml:space="preserve">Plaintext refusal</w:t>
+            </w:r>
+          </w:p>
+        </w:tc>
+        <w:tc>
+          <w:p>
+            <w:pPr>
+              <w:pStyle w:val="Compact"/>
+              <w:jc w:val="left"/>
+            </w:pPr>
+            <w:r>
+              <w:t xml:space="preserve">The broker refuses an unencrypted client unless the development flag is set</w:t>
+            </w:r>
+          </w:p>
+        </w:tc>
+        <w:tc>
+          <w:p>
+            <w:pPr>
+              <w:pStyle w:val="Compact"/>
+              <w:jc w:val="left"/>
+            </w:pPr>
+            <w:r>
+              <w:t xml:space="preserve">CS-3, once it lands</w:t>
+            </w:r>
+          </w:p>
+        </w:tc>
+      </w:tr>
+    </w:tbl>
     <w:sectPr/>
   </w:body>
 </w:document>

--- a/pdf/PULSE-SEC-001_Cybersecurity_Concept.docx
+++ b/pdf/PULSE-SEC-001_Cybersecurity_Concept.docx
@@ -85,7 +85,7 @@
         <w:pStyle w:val="Date"/>
       </w:pPr>
       <w:r>
-        <w:t xml:space="preserve">2026-09-03</w:t>
+        <w:t xml:space="preserve">2026-09-08</w:t>
       </w:r>
     </w:p>
     <w:sdt>
@@ -237,7 +237,7 @@
               <w:jc w:val="left"/>
             </w:pPr>
             <w:r>
-              <w:t xml:space="preserve">0.9.2</w:t>
+              <w:t xml:space="preserve">0.9.3</w:t>
             </w:r>
           </w:p>
         </w:tc>
@@ -285,7 +285,7 @@
               <w:jc w:val="left"/>
             </w:pPr>
             <w:r>
-              <w:t xml:space="preserve">2026-09-03</w:t>
+              <w:t xml:space="preserve">2026-09-08</w:t>
             </w:r>
           </w:p>
         </w:tc>
@@ -640,6 +640,52 @@
             </w:pPr>
             <w:r>
               <w:t xml:space="preserve">CS-9 and CS-11 status updated for the regression suite</w:t>
+            </w:r>
+          </w:p>
+        </w:tc>
+      </w:tr>
+      <w:tr>
+        <w:tc>
+          <w:p>
+            <w:pPr>
+              <w:pStyle w:val="Compact"/>
+              <w:jc w:val="left"/>
+            </w:pPr>
+            <w:r>
+              <w:t xml:space="preserve">0.9.3</w:t>
+            </w:r>
+          </w:p>
+        </w:tc>
+        <w:tc>
+          <w:p>
+            <w:pPr>
+              <w:pStyle w:val="Compact"/>
+              <w:jc w:val="left"/>
+            </w:pPr>
+            <w:r>
+              <w:t xml:space="preserve">2026-09-08</w:t>
+            </w:r>
+          </w:p>
+        </w:tc>
+        <w:tc>
+          <w:p>
+            <w:pPr>
+              <w:pStyle w:val="Compact"/>
+              <w:jc w:val="left"/>
+            </w:pPr>
+            <w:r>
+              <w:t xml:space="preserve">A. Abdelghany</w:t>
+            </w:r>
+          </w:p>
+        </w:tc>
+        <w:tc>
+          <w:p>
+            <w:pPr>
+              <w:pStyle w:val="Compact"/>
+              <w:jc w:val="left"/>
+            </w:pPr>
+            <w:r>
+              <w:t xml:space="preserve">Section 8 check list turned into a table. CS-1 and CS-10 reworded. CS-8, the asset table and threat T-6 updated: the broker image is pinned, so only the SBOM gap remains. Glossary pointer added</w:t>
             </w:r>
           </w:p>
         </w:tc>
